--- a/2026 الى 2027/خطط القسم 2027/خطة الفاقد التعليمي -قسم الكيمياء 2027/خطة تعويض الفاقد التعليمي 2027.docx
+++ b/2026 الى 2027/خطط القسم 2027/خطة الفاقد التعليمي -قسم الكيمياء 2027/خطة تعويض الفاقد التعليمي 2027.docx
@@ -468,7 +468,7 @@
           <w:rtl/>
           <w:lang w:bidi="ar-QA"/>
         </w:rPr>
-        <w:t>6</w:t>
+        <w:t>7</w:t>
       </w:r>
       <w:r>
         <w:rPr>
@@ -494,7 +494,7 @@
           <w:rtl/>
           <w:lang w:bidi="ar-QA"/>
         </w:rPr>
-        <w:t>5</w:t>
+        <w:t>6</w:t>
       </w:r>
     </w:p>
     <w:p>
